--- a/templates/CMIS/DS-KiemTra.docx
+++ b/templates/CMIS/DS-KiemTra.docx
@@ -33,7 +33,15 @@
                 <w:szCs w:val="26"/>
                 <w:lang w:val="pt-BR"/>
               </w:rPr>
-              <w:t>ĐỘI QUẢN LÝ ĐIỆN XUÂN LỘC</w:t>
+              <w:t>ĐIỆN LỰC</w:t>
+            </w:r>
+            <w:r>
+              <w:rPr>
+                <w:sz w:val="26"/>
+                <w:szCs w:val="26"/>
+                <w:lang w:val="pt-BR"/>
+              </w:rPr>
+              <w:t xml:space="preserve"> XUÂN LỘC</w:t>
             </w:r>
           </w:p>
         </w:tc>
@@ -769,10 +777,18 @@
               </w:rPr>
             </w:pPr>
             <w:r>
-              <w:t>{#tb}</w:t>
-            </w:r>
-            <w:r>
-              <w:t>{MA_KHANG}</w:t>
+              <w:t>{#</w:t>
+            </w:r>
+            <w:proofErr w:type="gramStart"/>
+            <w:r>
+              <w:t>tb}</w:t>
+            </w:r>
+            <w:r>
+              <w:t>{</w:t>
+            </w:r>
+            <w:proofErr w:type="gramEnd"/>
+            <w:r>
+              <w:t>MA_KHANG}</w:t>
             </w:r>
           </w:p>
         </w:tc>
@@ -838,13 +854,27 @@
               <w:rPr>
                 <w:color w:val="212529"/>
               </w:rPr>
-              <w:t>MA_KVUC}</w:t>
-            </w:r>
+              <w:t>MA_</w:t>
+            </w:r>
+            <w:proofErr w:type="gramStart"/>
             <w:r>
               <w:rPr>
                 <w:color w:val="212529"/>
               </w:rPr>
-              <w:t>-{STT}</w:t>
+              <w:t>KVUC}</w:t>
+            </w:r>
+            <w:r>
+              <w:rPr>
+                <w:color w:val="212529"/>
+              </w:rPr>
+              <w:t>-{</w:t>
+            </w:r>
+            <w:proofErr w:type="gramEnd"/>
+            <w:r>
+              <w:rPr>
+                <w:color w:val="212529"/>
+              </w:rPr>
+              <w:t>STT}</w:t>
             </w:r>
           </w:p>
         </w:tc>

--- a/templates/CMIS/DS-KiemTra.docx
+++ b/templates/CMIS/DS-KiemTra.docx
@@ -328,6 +328,7 @@
           <w:tab w:val="center" w:pos="2268"/>
           <w:tab w:val="center" w:pos="6521"/>
         </w:tabs>
+        <w:spacing w:before="120" w:after="120"/>
         <w:jc w:val="center"/>
         <w:rPr>
           <w:b/>
@@ -358,53 +359,7 @@
           <w:szCs w:val="28"/>
           <w:lang w:val="pt-BR"/>
         </w:rPr>
-        <w:t xml:space="preserve"> YÊU CẦU KIỂM TRA</w:t>
-      </w:r>
-    </w:p>
-    <w:p>
-      <w:pPr>
-        <w:tabs>
-          <w:tab w:val="center" w:pos="2268"/>
-          <w:tab w:val="center" w:pos="6521"/>
-        </w:tabs>
-        <w:jc w:val="center"/>
-        <w:rPr>
-          <w:b/>
-          <w:bCs/>
-          <w:iCs/>
-          <w:sz w:val="28"/>
-          <w:szCs w:val="28"/>
-          <w:lang w:val="pt-BR"/>
-        </w:rPr>
-      </w:pPr>
-    </w:p>
-    <w:p>
-      <w:pPr>
-        <w:tabs>
-          <w:tab w:val="left" w:pos="567"/>
-        </w:tabs>
-        <w:spacing w:before="120"/>
-        <w:ind w:firstLine="1170"/>
-        <w:jc w:val="both"/>
-        <w:rPr>
-          <w:b/>
-          <w:bCs/>
-          <w:iCs/>
-          <w:sz w:val="28"/>
-          <w:szCs w:val="28"/>
-          <w:lang w:val="pt-BR"/>
-        </w:rPr>
-      </w:pPr>
-      <w:r>
-        <w:rPr>
-          <w:b/>
-          <w:bCs/>
-          <w:iCs/>
-          <w:sz w:val="28"/>
-          <w:szCs w:val="28"/>
-          <w:lang w:val="pt-BR"/>
-        </w:rPr>
-        <w:t>Nội dung công tác:</w:t>
+        <w:t xml:space="preserve"> </w:t>
       </w:r>
       <w:r>
         <w:rPr>
@@ -415,16 +370,7 @@
           <w:szCs w:val="28"/>
           <w:lang w:val="pt-BR"/>
         </w:rPr>
-        <w:tab/>
-      </w:r>
-      <w:r>
-        <w:rPr>
-          <w:iCs/>
-          <w:sz w:val="28"/>
-          <w:szCs w:val="28"/>
-          <w:lang w:val="pt-BR"/>
-        </w:rPr>
-        <w:t>Kiểm tra mục đích sử dụng điện</w:t>
+        <w:t>ĐỀ NGHỊ</w:t>
       </w:r>
       <w:r>
         <w:rPr>
@@ -435,7 +381,7 @@
           <w:szCs w:val="28"/>
           <w:lang w:val="pt-BR"/>
         </w:rPr>
-        <w:t>.</w:t>
+        <w:t xml:space="preserve"> KIỂM TRA</w:t>
       </w:r>
       <w:r>
         <w:rPr>
@@ -446,52 +392,7 @@
           <w:szCs w:val="28"/>
           <w:lang w:val="pt-BR"/>
         </w:rPr>
-        <w:tab/>
-      </w:r>
-    </w:p>
-    <w:p>
-      <w:pPr>
-        <w:tabs>
-          <w:tab w:val="left" w:pos="567"/>
-        </w:tabs>
-        <w:spacing w:before="120" w:after="240"/>
-        <w:ind w:firstLine="1166"/>
-        <w:jc w:val="both"/>
-        <w:rPr>
-          <w:iCs/>
-          <w:sz w:val="28"/>
-          <w:szCs w:val="28"/>
-          <w:lang w:val="pt-BR"/>
-        </w:rPr>
-      </w:pPr>
-      <w:r>
-        <w:rPr>
-          <w:b/>
-          <w:bCs/>
-          <w:iCs/>
-          <w:sz w:val="28"/>
-          <w:szCs w:val="28"/>
-          <w:lang w:val="pt-BR"/>
-        </w:rPr>
-        <w:t xml:space="preserve">Bộ phận công tác: </w:t>
-      </w:r>
-      <w:r>
-        <w:rPr>
-          <w:iCs/>
-          <w:sz w:val="28"/>
-          <w:szCs w:val="28"/>
-          <w:lang w:val="pt-BR"/>
-        </w:rPr>
-        <w:t>Bộ phận k</w:t>
-      </w:r>
-      <w:r>
-        <w:rPr>
-          <w:iCs/>
-          <w:sz w:val="28"/>
-          <w:szCs w:val="28"/>
-          <w:lang w:val="pt-BR"/>
-        </w:rPr>
-        <w:t>iểm tra sử dụng điện.</w:t>
+        <w:t xml:space="preserve"> MỤC ĐÍCH SỬ DỤNG ĐIỆN</w:t>
       </w:r>
     </w:p>
     <w:tbl>
@@ -777,18 +678,10 @@
               </w:rPr>
             </w:pPr>
             <w:r>
-              <w:t>{#</w:t>
-            </w:r>
-            <w:proofErr w:type="gramStart"/>
-            <w:r>
-              <w:t>tb}</w:t>
-            </w:r>
-            <w:r>
-              <w:t>{</w:t>
-            </w:r>
-            <w:proofErr w:type="gramEnd"/>
-            <w:r>
-              <w:t>MA_KHANG}</w:t>
+              <w:t>{#tb}</w:t>
+            </w:r>
+            <w:r>
+              <w:t>{MA_KHANG}</w:t>
             </w:r>
           </w:p>
         </w:tc>
@@ -854,27 +747,13 @@
               <w:rPr>
                 <w:color w:val="212529"/>
               </w:rPr>
-              <w:t>MA_</w:t>
-            </w:r>
-            <w:proofErr w:type="gramStart"/>
+              <w:t>MA_KVUC}</w:t>
+            </w:r>
             <w:r>
               <w:rPr>
                 <w:color w:val="212529"/>
               </w:rPr>
-              <w:t>KVUC}</w:t>
-            </w:r>
-            <w:r>
-              <w:rPr>
-                <w:color w:val="212529"/>
-              </w:rPr>
-              <w:t>-{</w:t>
-            </w:r>
-            <w:proofErr w:type="gramEnd"/>
-            <w:r>
-              <w:rPr>
-                <w:color w:val="212529"/>
-              </w:rPr>
-              <w:t>STT}</w:t>
+              <w:t>-{STT}</w:t>
             </w:r>
           </w:p>
         </w:tc>
@@ -965,7 +844,7 @@
           <w:sz w:val="28"/>
           <w:szCs w:val="28"/>
         </w:rPr>
-        <w:t xml:space="preserve">Đề nghị </w:t>
+        <w:t>Trân trọng</w:t>
       </w:r>
       <w:r>
         <w:rPr>
@@ -974,16 +853,7 @@
           <w:sz w:val="28"/>
           <w:szCs w:val="28"/>
         </w:rPr>
-        <w:t>bộ phận</w:t>
-      </w:r>
-      <w:r>
-        <w:rPr>
-          <w:bCs/>
-          <w:iCs/>
-          <w:sz w:val="28"/>
-          <w:szCs w:val="28"/>
-        </w:rPr>
-        <w:t xml:space="preserve"> Kiểm tra sử dụng điện triển khai thực hiện./.</w:t>
+        <w:t>./.</w:t>
       </w:r>
     </w:p>
     <w:tbl>
